--- a/pr-preview/pr-52/demo-shortcode.docx
+++ b/pr-preview/pr-52/demo-shortcode.docx
@@ -346,6 +346,24 @@
       </w:r>
       <w:r>
         <w:t xml:space="preserve"> </w:t>
+      </w:r>
+      <w:r>
+        <w:t xml:space="preserve"> </w:t>
+      </w:r>
+      <w:r>
+        <w:t xml:space="preserve"> </w:t>
+      </w:r>
+      <w:r>
+        <w:t xml:space="preserve">% underbrace shorthand</w:t>
+      </w:r>
+      <w:r>
+        <w:t xml:space="preserve"> </w:t>
+      </w:r>
+      <w:r>
+        <w:t xml:space="preserve"> </w:t>
+      </w:r>
+      <w:r>
+        <w:t xml:space="preserve">% underbrace with subscript label</w:t>
       </w:r>
       <w:r>
         <w:t xml:space="preserve"> </w:t>

--- a/pr-preview/pr-52/demo-shortcode.docx
+++ b/pr-preview/pr-52/demo-shortcode.docx
@@ -13,365 +13,6 @@
     <w:p>
       <w:pPr>
         <w:pStyle w:val="FirstParagraph"/>
-      </w:pPr>
-      <w:r>
-        <w:t xml:space="preserve">% vector z</w:t>
-      </w:r>
-      <w:r>
-        <w:t xml:space="preserve"> </w:t>
-      </w:r>
-      <w:r>
-        <w:t xml:space="preserve"> </w:t>
-      </w:r>
-      <w:r>
-        <w:t xml:space="preserve">% vector Z</w:t>
-      </w:r>
-      <w:r>
-        <w:t xml:space="preserve"> </w:t>
-      </w:r>
-      <w:r>
-        <w:t xml:space="preserve"> </w:t>
-      </w:r>
-      <w:r>
-        <w:t xml:space="preserve"> </w:t>
-      </w:r>
-      <w:r>
-        <w:t xml:space="preserve"> </w:t>
-      </w:r>
-      <w:r>
-        <w:t xml:space="preserve"> </w:t>
-      </w:r>
-      <w:r>
-        <w:t xml:space="preserve"> </w:t>
-      </w:r>
-      <w:r>
-        <w:t xml:space="preserve"> </w:t>
-      </w:r>
-      <w:r>
-        <w:t xml:space="preserve"> </w:t>
-      </w:r>
-      <w:r>
-        <w:t xml:space="preserve"> </w:t>
-      </w:r>
-      <w:r>
-        <w:t xml:space="preserve"> </w:t>
-      </w:r>
-      <w:r>
-        <w:t xml:space="preserve"> </w:t>
-      </w:r>
-      <w:r>
-        <w:t xml:space="preserve"> </w:t>
-      </w:r>
-      <w:r>
-        <w:t xml:space="preserve"> </w:t>
-      </w:r>
-      <w:r>
-        <w:t xml:space="preserve"> </w:t>
-      </w:r>
-      <w:r>
-        <w:t xml:space="preserve"> </w:t>
-      </w:r>
-      <w:r>
-        <w:t xml:space="preserve"> </w:t>
-      </w:r>
-      <w:r>
-        <w:t xml:space="preserve"> </w:t>
-      </w:r>
-      <w:r>
-        <w:t xml:space="preserve"> </w:t>
-      </w:r>
-      <w:r>
-        <w:t xml:space="preserve"> </w:t>
-      </w:r>
-      <w:r>
-        <w:t xml:space="preserve"> </w:t>
-      </w:r>
-      <w:r>
-        <w:t xml:space="preserve"> </w:t>
-      </w:r>
-      <w:r>
-        <w:t xml:space="preserve"> </w:t>
-      </w:r>
-      <w:r>
-        <w:t xml:space="preserve"> </w:t>
-      </w:r>
-      <w:r>
-        <w:t xml:space="preserve"> </w:t>
-      </w:r>
-      <w:r>
-        <w:t xml:space="preserve"> </w:t>
-      </w:r>
-      <w:r>
-        <w:t xml:space="preserve"> </w:t>
-      </w:r>
-      <w:r>
-        <w:t xml:space="preserve"> </w:t>
-      </w:r>
-      <w:r>
-        <w:t xml:space="preserve"> </w:t>
-      </w:r>
-      <w:r>
-        <w:t xml:space="preserve"> </w:t>
-      </w:r>
-      <w:r>
-        <w:t xml:space="preserve"> </w:t>
-      </w:r>
-      <w:r>
-        <w:t xml:space="preserve"> </w:t>
-      </w:r>
-      <w:r>
-        <w:t xml:space="preserve"> </w:t>
-      </w:r>
-      <w:r>
-        <w:t xml:space="preserve"> </w:t>
-      </w:r>
-      <w:r>
-        <w:t xml:space="preserve"> </w:t>
-      </w:r>
-      <w:r>
-        <w:t xml:space="preserve"> </w:t>
-      </w:r>
-      <w:r>
-        <w:t xml:space="preserve"> </w:t>
-      </w:r>
-      <w:r>
-        <w:t xml:space="preserve"> </w:t>
-      </w:r>
-      <w:r>
-        <w:t xml:space="preserve"> </w:t>
-      </w:r>
-      <w:r>
-        <w:t xml:space="preserve"> </w:t>
-      </w:r>
-      <w:r>
-        <w:t xml:space="preserve"> </w:t>
-      </w:r>
-      <w:r>
-        <w:t xml:space="preserve"> </w:t>
-      </w:r>
-      <w:r>
-        <w:t xml:space="preserve"> </w:t>
-      </w:r>
-      <w:r>
-        <w:t xml:space="preserve"> </w:t>
-      </w:r>
-      <w:r>
-        <w:t xml:space="preserve"> </w:t>
-      </w:r>
-      <w:r>
-        <w:t xml:space="preserve"> </w:t>
-      </w:r>
-      <w:r>
-        <w:t xml:space="preserve"> </w:t>
-      </w:r>
-      <w:r>
-        <w:t xml:space="preserve"> </w:t>
-      </w:r>
-      <w:r>
-        <w:t xml:space="preserve"> </w:t>
-      </w:r>
-      <w:r>
-        <w:t xml:space="preserve"> </w:t>
-      </w:r>
-      <w:r>
-        <w:t xml:space="preserve"> </w:t>
-      </w:r>
-      <w:r>
-        <w:t xml:space="preserve"> </w:t>
-      </w:r>
-      <w:r>
-        <w:t xml:space="preserve"> </w:t>
-      </w:r>
-      <w:r>
-        <w:t xml:space="preserve"> </w:t>
-      </w:r>
-      <w:r>
-        <w:t xml:space="preserve"> </w:t>
-      </w:r>
-      <w:r>
-        <w:t xml:space="preserve"> </w:t>
-      </w:r>
-      <w:r>
-        <w:t xml:space="preserve"> </w:t>
-      </w:r>
-      <w:r>
-        <w:t xml:space="preserve"> </w:t>
-      </w:r>
-      <w:r>
-        <w:t xml:space="preserve"> </w:t>
-      </w:r>
-      <w:r>
-        <w:t xml:space="preserve"> </w:t>
-      </w:r>
-      <w:r>
-        <w:t xml:space="preserve"> </w:t>
-      </w:r>
-      <w:r>
-        <w:t xml:space="preserve"> </w:t>
-      </w:r>
-      <w:r>
-        <w:t xml:space="preserve"> </w:t>
-      </w:r>
-      <w:r>
-        <w:t xml:space="preserve"> </w:t>
-      </w:r>
-      <w:r>
-        <w:t xml:space="preserve"> </w:t>
-      </w:r>
-      <w:r>
-        <w:t xml:space="preserve"> </w:t>
-      </w:r>
-      <w:r>
-        <w:t xml:space="preserve"> </w:t>
-      </w:r>
-      <w:r>
-        <w:t xml:space="preserve"> </w:t>
-      </w:r>
-      <w:r>
-        <w:t xml:space="preserve"> </w:t>
-      </w:r>
-      <w:r>
-        <w:t xml:space="preserve"> </w:t>
-      </w:r>
-      <w:r>
-        <w:t xml:space="preserve"> </w:t>
-      </w:r>
-      <w:r>
-        <w:t xml:space="preserve"> </w:t>
-      </w:r>
-      <w:r>
-        <w:t xml:space="preserve"> </w:t>
-      </w:r>
-      <w:r>
-        <w:t xml:space="preserve"> </w:t>
-      </w:r>
-      <w:r>
-        <w:t xml:space="preserve"> </w:t>
-      </w:r>
-      <w:r>
-        <w:t xml:space="preserve"> </w:t>
-      </w:r>
-      <w:r>
-        <w:t xml:space="preserve"> </w:t>
-      </w:r>
-      <w:r>
-        <w:t xml:space="preserve"> </w:t>
-      </w:r>
-      <w:r>
-        <w:t xml:space="preserve"> </w:t>
-      </w:r>
-      <w:r>
-        <w:t xml:space="preserve"> </w:t>
-      </w:r>
-      <w:r>
-        <w:t xml:space="preserve"> </w:t>
-      </w:r>
-      <w:r>
-        <w:t xml:space="preserve"> </w:t>
-      </w:r>
-      <w:r>
-        <w:t xml:space="preserve"> </w:t>
-      </w:r>
-      <w:r>
-        <w:t xml:space="preserve"> </w:t>
-      </w:r>
-      <w:r>
-        <w:t xml:space="preserve"> </w:t>
-      </w:r>
-      <w:r>
-        <w:t xml:space="preserve"> </w:t>
-      </w:r>
-      <w:r>
-        <w:t xml:space="preserve"> </w:t>
-      </w:r>
-      <w:r>
-        <w:t xml:space="preserve"> </w:t>
-      </w:r>
-      <w:r>
-        <w:t xml:space="preserve"> </w:t>
-      </w:r>
-      <w:r>
-        <w:t xml:space="preserve"> </w:t>
-      </w:r>
-      <w:r>
-        <w:t xml:space="preserve"> </w:t>
-      </w:r>
-      <w:r>
-        <w:t xml:space="preserve"> </w:t>
-      </w:r>
-      <w:r>
-        <w:t xml:space="preserve"> </w:t>
-      </w:r>
-      <w:r>
-        <w:t xml:space="preserve"> </w:t>
-      </w:r>
-      <w:r>
-        <w:t xml:space="preserve"> </w:t>
-      </w:r>
-      <w:r>
-        <w:t xml:space="preserve"> </w:t>
-      </w:r>
-      <w:r>
-        <w:t xml:space="preserve"> </w:t>
-      </w:r>
-      <w:r>
-        <w:t xml:space="preserve"> </w:t>
-      </w:r>
-      <w:r>
-        <w:t xml:space="preserve"> </w:t>
-      </w:r>
-      <w:r>
-        <w:t xml:space="preserve"> </w:t>
-      </w:r>
-      <w:r>
-        <w:t xml:space="preserve"> </w:t>
-      </w:r>
-      <w:r>
-        <w:t xml:space="preserve"> </w:t>
-      </w:r>
-      <w:r>
-        <w:t xml:space="preserve"> </w:t>
-      </w:r>
-      <w:r>
-        <w:t xml:space="preserve"> </w:t>
-      </w:r>
-      <w:r>
-        <w:t xml:space="preserve"> </w:t>
-      </w:r>
-      <w:r>
-        <w:t xml:space="preserve"> </w:t>
-      </w:r>
-      <w:r>
-        <w:t xml:space="preserve"> </w:t>
-      </w:r>
-      <w:r>
-        <w:t xml:space="preserve"> </w:t>
-      </w:r>
-      <w:r>
-        <w:t xml:space="preserve"> </w:t>
-      </w:r>
-      <w:r>
-        <w:t xml:space="preserve"> </w:t>
-      </w:r>
-      <w:r>
-        <w:t xml:space="preserve">% underbrace shorthand</w:t>
-      </w:r>
-      <w:r>
-        <w:t xml:space="preserve"> </w:t>
-      </w:r>
-      <w:r>
-        <w:t xml:space="preserve"> </w:t>
-      </w:r>
-      <w:r>
-        <w:t xml:space="preserve">% underbrace with subscript label</w:t>
-      </w:r>
-      <w:r>
-        <w:t xml:space="preserve"> </w:t>
-      </w:r>
-    </w:p>
-    <w:p>
-      <w:pPr>
-        <w:pStyle w:val="BodyText"/>
       </w:pPr>
       <w:r>
         <w:t xml:space="preserve">This page demonstrates the</w:t>
